--- a/age-determination-petition/04_בקשה_לקביעת_מועד_דיון.docx
+++ b/age-determination-petition/04_בקשה_לקביעת_מועד_דיון.docx
@@ -5,7 +5,7 @@
     <w:p>
       <w:pPr>
         <w:bidi/>
-        <w:spacing w:after="0" w:line="312" w:lineRule="auto"/>
+        <w:spacing w:after="0" w:line="276" w:lineRule="auto"/>
         <w:jc w:val="right"/>
       </w:pPr>
       <w:r>
@@ -24,7 +24,7 @@
     <w:p>
       <w:pPr>
         <w:bidi/>
-        <w:spacing w:after="0" w:line="312" w:lineRule="auto"/>
+        <w:spacing w:after="0" w:line="276" w:lineRule="auto"/>
         <w:jc w:val="right"/>
       </w:pPr>
       <w:r>
@@ -43,7 +43,7 @@
     <w:p>
       <w:pPr>
         <w:bidi/>
-        <w:spacing w:after="240" w:line="312" w:lineRule="auto"/>
+        <w:spacing w:after="120" w:line="276" w:lineRule="auto"/>
         <w:jc w:val="right"/>
       </w:pPr>
       <w:r>
@@ -61,7 +61,7 @@
     <w:p>
       <w:pPr>
         <w:bidi/>
-        <w:spacing w:after="0" w:line="312" w:lineRule="auto"/>
+        <w:spacing w:after="0" w:line="276" w:lineRule="auto"/>
         <w:jc w:val="right"/>
       </w:pPr>
       <w:r>
@@ -83,7 +83,7 @@
     <w:p>
       <w:pPr>
         <w:bidi/>
-        <w:spacing w:after="0" w:line="312" w:lineRule="auto"/>
+        <w:spacing w:after="0" w:line="276" w:lineRule="auto"/>
         <w:jc w:val="right"/>
       </w:pPr>
       <w:r>
@@ -104,7 +104,7 @@
     <w:p>
       <w:pPr>
         <w:bidi/>
-        <w:spacing w:after="0" w:line="312" w:lineRule="auto"/>
+        <w:spacing w:after="0" w:line="276" w:lineRule="auto"/>
         <w:jc w:val="right"/>
       </w:pPr>
       <w:r>
@@ -125,7 +125,7 @@
     <w:p>
       <w:pPr>
         <w:bidi/>
-        <w:spacing w:after="200" w:line="312" w:lineRule="auto"/>
+        <w:spacing w:after="200" w:line="276" w:lineRule="auto"/>
         <w:jc w:val="right"/>
       </w:pPr>
       <w:r>
@@ -146,7 +146,7 @@
     <w:p>
       <w:pPr>
         <w:bidi/>
-        <w:spacing w:after="200" w:line="312" w:lineRule="auto"/>
+        <w:spacing w:after="200" w:line="276" w:lineRule="auto"/>
         <w:jc w:val="center"/>
       </w:pPr>
       <w:r>
@@ -165,7 +165,7 @@
     <w:p>
       <w:pPr>
         <w:bidi/>
-        <w:spacing w:after="0" w:line="312" w:lineRule="auto"/>
+        <w:spacing w:after="0" w:line="276" w:lineRule="auto"/>
         <w:jc w:val="right"/>
       </w:pPr>
       <w:r>
@@ -187,7 +187,7 @@
     <w:p>
       <w:pPr>
         <w:bidi/>
-        <w:spacing w:after="320" w:line="312" w:lineRule="auto"/>
+        <w:spacing w:after="160" w:line="276" w:lineRule="auto"/>
         <w:jc w:val="right"/>
       </w:pPr>
       <w:r>
@@ -208,7 +208,7 @@
     <w:p>
       <w:pPr>
         <w:bidi/>
-        <w:spacing w:after="80" w:line="312" w:lineRule="auto"/>
+        <w:spacing w:after="80" w:line="276" w:lineRule="auto"/>
         <w:jc w:val="center"/>
       </w:pPr>
       <w:r>
@@ -227,7 +227,7 @@
     <w:p>
       <w:pPr>
         <w:bidi/>
-        <w:spacing w:after="280" w:line="312" w:lineRule="auto"/>
+        <w:spacing w:after="120" w:line="276" w:lineRule="auto"/>
         <w:jc w:val="center"/>
       </w:pPr>
       <w:r>
@@ -245,7 +245,7 @@
     <w:p>
       <w:pPr>
         <w:bidi/>
-        <w:spacing w:after="200" w:line="312" w:lineRule="auto"/>
+        <w:spacing w:after="120" w:line="276" w:lineRule="auto"/>
         <w:jc w:val="both"/>
       </w:pPr>
       <w:r>
@@ -263,7 +263,7 @@
     <w:p>
       <w:pPr>
         <w:bidi/>
-        <w:spacing w:after="120" w:line="312" w:lineRule="auto"/>
+        <w:spacing w:after="120" w:line="276" w:lineRule="auto"/>
         <w:ind w:right="510" w:hanging="510"/>
         <w:jc w:val="both"/>
       </w:pPr>
@@ -317,7 +317,7 @@
     <w:p>
       <w:pPr>
         <w:bidi/>
-        <w:spacing w:after="120" w:line="312" w:lineRule="auto"/>
+        <w:spacing w:after="120" w:line="276" w:lineRule="auto"/>
         <w:ind w:right="510" w:hanging="510"/>
         <w:jc w:val="both"/>
       </w:pPr>
@@ -342,13 +342,13 @@
           <w:rtl/>
           <w:szCs w:val="24"/>
         </w:rPr>
-        <w:t>המועד שקצב בית המשפט חלף לפני למעלה מחודש. עד היום לא הוגשה תגובת המשיב, לא הוגשה בקשה להארכת מועד, ומועד דיון טרם נקבע.</w:t>
+        <w:t>המועד חלף לפני למעלה מחודש. לא הוגשה תגובה, לא התבקשה ארכה, ומועד דיון טרם נקבע. התנאי שקבע בית המשפט התקיים במלואו, והתוצאה נקבעה בהחלטה עצמה: קביעת התיק לדיון.</w:t>
       </w:r>
     </w:p>
     <w:p>
       <w:pPr>
         <w:bidi/>
-        <w:spacing w:after="120" w:line="312" w:lineRule="auto"/>
+        <w:spacing w:after="120" w:line="276" w:lineRule="auto"/>
         <w:ind w:right="510" w:hanging="510"/>
         <w:jc w:val="both"/>
       </w:pPr>
@@ -373,13 +373,13 @@
           <w:rtl/>
           <w:szCs w:val="24"/>
         </w:rPr>
-        <w:t>התנאי שקבע בית המשפט הנכבד התקיים אפוא במלואו, והתוצאה נקבעה מראש בהחלטה עצמה: קביעת התיק לדיון. אין עוד כל טעם להמתין.</w:t>
+        <w:t>הבקשה לקביעת גיל הוגשה בחודש מאי 2026, והיא נתמכת בתעודת לידה רשמית ובתצהיר אבי המבקש. מאז חלפו כחמישה חודשים, ובינתיים ממשיך המבקש לשאת ברישום שגוי של שנת לידתו, הרושם אותו כצעיר מאחיו שנולדו אחריו.</w:t>
       </w:r>
     </w:p>
     <w:p>
       <w:pPr>
         <w:bidi/>
-        <w:spacing w:after="120" w:line="312" w:lineRule="auto"/>
+        <w:spacing w:after="120" w:line="276" w:lineRule="auto"/>
         <w:ind w:right="510" w:hanging="510"/>
         <w:jc w:val="both"/>
       </w:pPr>
@@ -404,13 +404,13 @@
           <w:rtl/>
           <w:szCs w:val="24"/>
         </w:rPr>
-        <w:t>הבקשה לקביעת גיל הוגשה בחודש מאי 2026, והיא נתמכת בתעודת לידה רשמית ובתצהיר אבי המבקש. מאז חלפו כחמישה חודשים, והמשיב לא נקט כל עמדה. בינתיים ממשיך המבקש לשאת ברישום שגוי של שנת לידתו, הרושם אותו כצעיר מאחיו שנולדו אחריו.</w:t>
+        <w:t>המשיב אינו רשאי לעכב את ההליך באמצעות שתיקה. מעמדו כמשיב פורמלי מחייב הקפדה יתרה על מועדים, ולא הימנעות מהם.</w:t>
       </w:r>
     </w:p>
     <w:p>
       <w:pPr>
         <w:bidi/>
-        <w:spacing w:after="120" w:line="312" w:lineRule="auto"/>
+        <w:spacing w:after="120" w:line="276" w:lineRule="auto"/>
         <w:ind w:right="510" w:hanging="510"/>
         <w:jc w:val="both"/>
       </w:pPr>
@@ -435,44 +435,13 @@
           <w:rtl/>
           <w:szCs w:val="24"/>
         </w:rPr>
-        <w:t>המשיב אינו רשאי לעכב את ההליך באמצעות שתיקה. מעמדו כמשיב פורמלי מחייב הקפדה יתרה על מועדים, ולא הימנעות מהם. יש לקבוע דיון ולחייב את המשיב להציג בו את עמדתו.</w:t>
-      </w:r>
-    </w:p>
-    <w:p>
-      <w:pPr>
-        <w:bidi/>
-        <w:spacing w:after="120" w:line="312" w:lineRule="auto"/>
-        <w:ind w:right="510" w:hanging="510"/>
-        <w:jc w:val="both"/>
-      </w:pPr>
-      <w:r>
-        <w:rPr>
-          <w:rFonts w:ascii="David" w:hAnsi="David" w:cs="David" w:eastAsia="David"/>
-          <w:b w:val="0"/>
-          <w:sz w:val="24"/>
-          <w:u w:val="none"/>
-          <w:rtl/>
-          <w:szCs w:val="24"/>
-        </w:rPr>
-        <w:t>6.</w:t>
-        <w:tab/>
-      </w:r>
-      <w:r>
-        <w:rPr>
-          <w:rFonts w:ascii="David" w:hAnsi="David" w:cs="David" w:eastAsia="David"/>
-          <w:b w:val="0"/>
-          <w:sz w:val="24"/>
-          <w:u w:val="none"/>
-          <w:rtl/>
-          <w:szCs w:val="24"/>
-        </w:rPr>
         <w:t>הואיל ובקשה זו אינה אלא יישום החלטה קיימת של בית המשפט הנכבד, מתבקש ליתן בה החלטה ללא צורך בתגובה.</w:t>
       </w:r>
     </w:p>
     <w:p>
       <w:pPr>
         <w:bidi/>
-        <w:spacing w:after="120" w:line="312" w:lineRule="auto"/>
+        <w:spacing w:after="120" w:line="276" w:lineRule="auto"/>
         <w:jc w:val="right"/>
       </w:pPr>
       <w:r>
@@ -491,7 +460,7 @@
     <w:p>
       <w:pPr>
         <w:bidi/>
-        <w:spacing w:after="80" w:line="312" w:lineRule="auto"/>
+        <w:spacing w:after="80" w:line="276" w:lineRule="auto"/>
         <w:ind w:right="510" w:hanging="510"/>
         <w:jc w:val="both"/>
       </w:pPr>
@@ -512,7 +481,7 @@
     <w:p>
       <w:pPr>
         <w:bidi/>
-        <w:spacing w:after="80" w:line="312" w:lineRule="auto"/>
+        <w:spacing w:after="80" w:line="276" w:lineRule="auto"/>
         <w:ind w:right="510" w:hanging="510"/>
         <w:jc w:val="both"/>
       </w:pPr>
@@ -533,7 +502,7 @@
     <w:p>
       <w:pPr>
         <w:bidi/>
-        <w:spacing w:after="80" w:line="312" w:lineRule="auto"/>
+        <w:spacing w:after="80" w:line="276" w:lineRule="auto"/>
         <w:ind w:right="510" w:hanging="510"/>
         <w:jc w:val="both"/>
       </w:pPr>
@@ -554,14 +523,7 @@
     <w:p>
       <w:pPr>
         <w:bidi/>
-        <w:spacing w:after="280" w:line="312" w:lineRule="auto"/>
-        <w:jc w:val="right"/>
-      </w:pPr>
-    </w:p>
-    <w:p>
-      <w:pPr>
-        <w:bidi/>
-        <w:spacing w:after="480" w:line="312" w:lineRule="auto"/>
+        <w:spacing w:after="200" w:line="276" w:lineRule="auto"/>
         <w:jc w:val="right"/>
       </w:pPr>
       <w:r>
@@ -579,7 +541,7 @@
     <w:p>
       <w:pPr>
         <w:bidi/>
-        <w:spacing w:after="0" w:line="312" w:lineRule="auto"/>
+        <w:spacing w:after="0" w:line="276" w:lineRule="auto"/>
         <w:jc w:val="right"/>
       </w:pPr>
       <w:r>
@@ -597,7 +559,7 @@
     <w:p>
       <w:pPr>
         <w:bidi/>
-        <w:spacing w:after="0" w:line="312" w:lineRule="auto"/>
+        <w:spacing w:after="0" w:line="276" w:lineRule="auto"/>
         <w:jc w:val="right"/>
       </w:pPr>
       <w:r>
@@ -615,7 +577,7 @@
     <w:p>
       <w:pPr>
         <w:bidi/>
-        <w:spacing w:after="0" w:line="312" w:lineRule="auto"/>
+        <w:spacing w:after="0" w:line="276" w:lineRule="auto"/>
         <w:jc w:val="right"/>
       </w:pPr>
       <w:r>
@@ -632,7 +594,7 @@
     </w:p>
     <w:sectPr>
       <w:pgSz w:w="11906" w:h="16838"/>
-      <w:pgMar w:top="1417" w:right="1417" w:bottom="1417" w:left="1417" w:header="720" w:footer="720" w:gutter="0"/>
+      <w:pgMar w:top="1134" w:right="1417" w:bottom="1134" w:left="1417" w:header="720" w:footer="720" w:gutter="0"/>
       <w:cols w:space="720"/>
       <w:docGrid w:linePitch="360"/>
     </w:sectPr>
